--- a/testakten/robotikrecht-roboterflotte-vellbruck-muenchen/03_produktuebersicht_werkbank_c7_lumamove_atlascare.docx
+++ b/testakten/robotikrecht-roboterflotte-vellbruck-muenchen/03_produktuebersicht_werkbank_c7_lumamove_atlascare.docx
@@ -37,7 +37,7 @@
         <w:jc w:val="left"/>
       </w:pPr>
       <w:r>
-        <w:t>Dieses Aktenstück betrifft Werkbank C7 als kollaborierende Roboterzelle, LumaMove AMR als mobile Intralogistikflotte, AtlasCare Pflegepilot als Assistenzsystem. Es ist nicht abschließend freigegeben. Die technische Seite spricht in Versionen, Tickets und Parametern; die rechtliche Seite muss daraus Rollen, Zweckbestimmung, Pflichtenkreis und Beweisrisiko bilden.</w:t>
+        <w:t>Diese Produktübersicht hält für alle vier Produkte Zweckbestimmung, Einsatzgrenzen und dokumentierte Abweichungen fest. Sie ist Referenz für Konformitätsbewertung, KI-VO-Einstufung und Haftungsfragen.</w:t>
       </w:r>
     </w:p>
     <w:p>
@@ -56,13 +56,7 @@
         <w:pStyle w:val="ListBullet"/>
       </w:pPr>
       <w:r>
-        <w:rPr>
-          <w:b/>
-        </w:rPr>
-        <w:t>Werkbank C7 als kollaborierende Roboterzelle:</w:t>
-      </w:r>
-      <w:r>
-        <w:t xml:space="preserve"> Die Akte enthält hierzu widersprüchliche Hinweise. Für die rechtliche Bewertung muss geklärt werden, ob die Aussage aus Vertrag, Anleitung, Produktakte, Marketing, Logdaten oder nachträglicher Krisenkommunikation stammt.</w:t>
+        <w:t>Werkbank C7 als kollaborierende Roboterzelle: Die Zelle arbeitet ohne trennende Schutzeinrichtung mit Kraft- und Leistungsbegrenzung; die Risikobeurteilung vom 11.03.2026 bildet den Softwarestand vor Patch 2.7.1 ab.</w:t>
       </w:r>
     </w:p>
     <w:p>
@@ -70,13 +64,7 @@
         <w:pStyle w:val="ListBullet"/>
       </w:pPr>
       <w:r>
-        <w:rPr>
-          <w:b/>
-        </w:rPr>
-        <w:t>LumaMove AMR als mobile Intralogistikflotte:</w:t>
-      </w:r>
-      <w:r>
-        <w:t xml:space="preserve"> Die Akte enthält hierzu widersprüchliche Hinweise. Für die rechtliche Bewertung muss geklärt werden, ob die Aussage aus Vertrag, Anleitung, Produktakte, Marketing, Logdaten oder nachträglicher Krisenkommunikation stammt.</w:t>
+        <w:t>LumaMove AMR als mobile Intralogistikflotte: Die Flotte LM-100 bis LM-108 fährt in vier Hallenzonen; das Eventlog vom 27.05.2026 zeigt Schutzfeldreduzierungen, manuelle Overrides und zwei Beinahekollisionen vor dem Unfall.</w:t>
       </w:r>
     </w:p>
     <w:p>
@@ -84,13 +72,7 @@
         <w:pStyle w:val="ListBullet"/>
       </w:pPr>
       <w:r>
-        <w:rPr>
-          <w:b/>
-        </w:rPr>
-        <w:t>AtlasCare Pflegepilot als Assistenzsystem:</w:t>
-      </w:r>
-      <w:r>
-        <w:t xml:space="preserve"> Die Akte enthält hierzu widersprüchliche Hinweise. Für die rechtliche Bewertung muss geklärt werden, ob die Aussage aus Vertrag, Anleitung, Produktakte, Marketing, Logdaten oder nachträglicher Krisenkommunikation stammt.</w:t>
+        <w:t>AtlasCare Pflegepilot als Assistenzsystem: AtlasCare läuft als Pilot in der Ludgerus-Klinik mit Kamera, Mikrofon, Sturzerkennung und Emotionsindikatoren; die Betroffeneninformation für Pflegekräfte fehlt in der DSFA vom 02.05.2026.</w:t>
       </w:r>
     </w:p>
     <w:p>
@@ -98,13 +80,7 @@
         <w:pStyle w:val="ListBullet"/>
       </w:pPr>
       <w:r>
-        <w:rPr>
-          <w:b/>
-        </w:rPr>
-        <w:t>VellNet Control als Cloud/Flottenplattform:</w:t>
-      </w:r>
-      <w:r>
-        <w:t xml:space="preserve"> Die Akte enthält hierzu widersprüchliche Hinweise. Für die rechtliche Bewertung muss geklärt werden, ob die Aussage aus Vertrag, Anleitung, Produktakte, Marketing, Logdaten oder nachträglicher Krisenkommunikation stammt.</w:t>
+        <w:t>VellNet Control als Cloud/Flottenplattform: VellNet Control verteilt Routen, Parameter und Updates an alle Einheiten; der Legacy-Updatekanal ist Gegenstand des Researcher-Berichts VR-884.</w:t>
       </w:r>
     </w:p>
     <w:p>
@@ -112,13 +88,7 @@
         <w:pStyle w:val="ListBullet"/>
       </w:pPr>
       <w:r>
-        <w:rPr>
-          <w:b/>
-        </w:rPr>
-        <w:t>Grenzen der bestimmungsgemäßen Verwendung:</w:t>
-      </w:r>
-      <w:r>
-        <w:t xml:space="preserve"> Die Akte enthält hierzu widersprüchliche Hinweise. Für die rechtliche Bewertung muss geklärt werden, ob die Aussage aus Vertrag, Anleitung, Produktakte, Marketing, Logdaten oder nachträglicher Krisenkommunikation stammt.</w:t>
+        <w:t>Grenzen der bestimmungsgemäßen Verwendung: Die Anleitung verbietet Schutzfeldänderungen durch den Betreiber, das Admin-Menü lässt sie technisch zu; genau diese Lücke hat der Betreiber am 27.05.2026 genutzt.</w:t>
       </w:r>
     </w:p>
     <w:p>
@@ -137,7 +107,7 @@
         <w:jc w:val="left"/>
       </w:pPr>
       <w:r>
-        <w:t>Die Unterlage ist bewusst nicht glatt: Vertrieb, Technik, Datenschutz, Qualitätssicherung und Geschäftsführung verwenden nicht immer dieselben Produktnamen. Gerade daraus entsteht das juristische Problem, weil Zweckbestimmung, tatsächliche Nutzung, Werbeaussage und Updatepraxis auseinanderlaufen.</w:t>
+        <w:t>Werkbank C7 ist als kollaborierende Roboterzelle für Montagearbeitsplätze ausgelegt, LumaMove AMR als fahrerloses Transportsystem für Intralogistik, AtlasCare als Assistenzsystem im Pflegeumfeld; alle drei melden Telemetrie an die Plattform VellNet Control.</w:t>
       </w:r>
     </w:p>
     <w:p>
@@ -145,23 +115,7 @@
         <w:jc w:val="left"/>
       </w:pPr>
       <w:r>
-        <w:t>Für die rechtliche Bewertung müssen die technischen Annahmen jeweils mit der Produktakte abgeglichen werden. Eine Risikobeurteilung, die nur den Laborzustand beschreibt, trägt den Pilotbetrieb im Lager oder im Pflegezimmer nicht automatisch.</w:t>
-      </w:r>
-    </w:p>
-    <w:p>
-      <w:pPr>
-        <w:jc w:val="left"/>
-      </w:pPr>
-      <w:r>
-        <w:t>Die Akte enthält mehrere Spuren, die sich gegenseitig widersprechen: Der Betreiber spricht von einem autonomen Flottensystem, die CE-Unterlage von einem assistierten Transportmittel, die Marketingfolien von lernender Umgebungserkennung und die Bedienungsanleitung von festen Sicherheitszonen.</w:t>
-      </w:r>
-    </w:p>
-    <w:p>
-      <w:pPr>
-        <w:jc w:val="left"/>
-      </w:pPr>
-      <w:r>
-        <w:t>Die Kanzlei soll keine finale technische Konformität bescheinigen, sondern entscheiden, welche Unterlagen fehlen, welche Sofortmaßnahmen nötig sind und welche Aussagen gegenüber Behörde, Kunden, Versicherer und Betroffenen vertretbar sind.</w:t>
+        <w:t>Die Marketingfolien bewerben eine vollautonome Flotte, während die technische Dokumentation ein assistiertes Transportsystem mit definierten Schutzfeldern beschreibt; diese Diskrepanz ist Gegenstand von Aktenstück 15.</w:t>
       </w:r>
     </w:p>
     <w:p>
@@ -180,10 +134,7 @@
         <w:pStyle w:val="Heading3"/>
       </w:pPr>
       <w:r>
-        <w:rPr>
-          <w:rFonts w:ascii="Times New Roman" w:hAnsi="Times New Roman"/>
-        </w:rPr>
-        <w:t>Punkt 1</w:t>
+        <w:t>Werkbank C7 als kollaborierende Roboterzelle</w:t>
       </w:r>
     </w:p>
     <w:p>
@@ -191,7 +142,15 @@
         <w:jc w:val="left"/>
       </w:pPr>
       <w:r>
-        <w:t>Im Gespräch mit Leonie Rottkamp, Bertram Kiendl und Jasper Rodenwald wurde deutlich, dass die Produktlinie nicht mit einer einzigen rechtlichen Schublade erfasst werden kann. Die Vellbruck Robotics GmbH liefert Hardware, Steuerungssoftware, Cloudfunktionen, Wartung und gelegentlich eine kundenspezifische Parametrisierung. Beim Betreiber Münchner Feinlogistik GmbH wurden Schutzfelder verändert, ohne dass klar ist, ob dies vom Admin-Panel gedeckt oder nur technisch möglich war. Der Pflegepilot im St.-Ludgerus-Klinikum München-Sendling verschärft die Lage, weil dort Sensorik, vulnerable Personen und medizinische Nähe zusammentreffen.</w:t>
+        <w:t>Vor jeder weiteren Auslieferung ist die Risikobeurteilung auf den Stand 2.7.1 fortzuschreiben und die Validierungsmessung der Kraftbegrenzung zu wiederholen; Zuständigkeit liegt bei Jasper Rodenwald.</w:t>
+      </w:r>
+    </w:p>
+    <w:p>
+      <w:pPr>
+        <w:pStyle w:val="Heading3"/>
+      </w:pPr>
+      <w:r>
+        <w:t>LumaMove AMR als mobile Intralogistikflotte</w:t>
       </w:r>
     </w:p>
     <w:p>
@@ -199,7 +158,7 @@
         <w:jc w:val="left"/>
       </w:pPr>
       <w:r>
-        <w:t>Für die anwaltliche Bearbeitung sollte zu diesem Punkt eine Belegspur angelegt werden: Dokument, Version, Datum, Verfasser, technische Quelle, rechtliche Relevanz und offene Rückfrage. Besonders gefährlich sind Formulierungen wie „selbstlernend“, „voll autonom“, „MDR-ready“, „sicher ohne Schutzzaun“ oder „keine personenbezogenen Daten“, wenn die technische Dokumentation das nicht trägt.</w:t>
+        <w:t>Das vollständige Eventlog und die Konfigurationshistorie sind zu sichern und gegen die vertraglich erlaubten Parameterbereiche zu halten; die Sperrung des Admin-Menüs für Betreiber prüft Aktenstück 31.</w:t>
       </w:r>
     </w:p>
     <w:p>
@@ -207,10 +166,7 @@
         <w:pStyle w:val="Heading3"/>
       </w:pPr>
       <w:r>
-        <w:rPr>
-          <w:rFonts w:ascii="Times New Roman" w:hAnsi="Times New Roman"/>
-        </w:rPr>
-        <w:t>Punkt 2</w:t>
+        <w:t>AtlasCare Pflegepilot als Assistenzsystem</w:t>
       </w:r>
     </w:p>
     <w:p>
@@ -218,7 +174,15 @@
         <w:jc w:val="left"/>
       </w:pPr>
       <w:r>
-        <w:t>Im Gespräch mit Leonie Rottkamp, Bertram Kiendl und Jasper Rodenwald wurde deutlich, dass die Produktlinie nicht mit einer einzigen rechtlichen Schublade erfasst werden kann. Die Vellbruck Robotics GmbH liefert Hardware, Steuerungssoftware, Cloudfunktionen, Wartung und gelegentlich eine kundenspezifische Parametrisierung. Beim Betreiber Münchner Feinlogistik GmbH wurden Schutzfelder verändert, ohne dass klar ist, ob dies vom Admin-Panel gedeckt oder nur technisch möglich war. Der Pflegepilot im St.-Ludgerus-Klinikum München-Sendling verschärft die Lage, weil dort Sensorik, vulnerable Personen und medizinische Nähe zusammentreffen.</w:t>
+        <w:t>Bis zur Nachlieferung der Betroffeneninformation ist der Funktionsumfang des Piloten auf Sturzerkennung zu begrenzen; die Datenschutzanfrage der Klinik vom 01.06.2026 beantwortet Samira Otten mit der Kanzlei.</w:t>
+      </w:r>
+    </w:p>
+    <w:p>
+      <w:pPr>
+        <w:pStyle w:val="Heading3"/>
+      </w:pPr>
+      <w:r>
+        <w:t>VellNet Control als Cloud/Flottenplattform</w:t>
       </w:r>
     </w:p>
     <w:p>
@@ -226,7 +190,7 @@
         <w:jc w:val="left"/>
       </w:pPr>
       <w:r>
-        <w:t>Für die anwaltliche Bearbeitung sollte zu diesem Punkt eine Belegspur angelegt werden: Dokument, Version, Datum, Verfasser, technische Quelle, rechtliche Relevanz und offene Rückfrage. Besonders gefährlich sind Formulierungen wie „selbstlernend“, „voll autonom“, „MDR-ready“, „sicher ohne Schutzzaun“ oder „keine personenbezogenen Daten“, wenn die technische Dokumentation das nicht trägt.</w:t>
+        <w:t>Für die Plattform sind Datenflussdiagramm, Rollenkonzept und Update-Freigabeprozess zusammenzustellen; die Abschaltung des Legacy-Kanals behandelt Aktenstück 08.</w:t>
       </w:r>
     </w:p>
     <w:p>
@@ -234,10 +198,7 @@
         <w:pStyle w:val="Heading3"/>
       </w:pPr>
       <w:r>
-        <w:rPr>
-          <w:rFonts w:ascii="Times New Roman" w:hAnsi="Times New Roman"/>
-        </w:rPr>
-        <w:t>Punkt 3</w:t>
+        <w:t>Grenzen der bestimmungsgemäßen Verwendung</w:t>
       </w:r>
     </w:p>
     <w:p>
@@ -245,123 +206,7 @@
         <w:jc w:val="left"/>
       </w:pPr>
       <w:r>
-        <w:t>Im Gespräch mit Leonie Rottkamp, Bertram Kiendl und Jasper Rodenwald wurde deutlich, dass die Produktlinie nicht mit einer einzigen rechtlichen Schublade erfasst werden kann. Die Vellbruck Robotics GmbH liefert Hardware, Steuerungssoftware, Cloudfunktionen, Wartung und gelegentlich eine kundenspezifische Parametrisierung. Beim Betreiber Münchner Feinlogistik GmbH wurden Schutzfelder verändert, ohne dass klar ist, ob dies vom Admin-Panel gedeckt oder nur technisch möglich war. Der Pflegepilot im St.-Ludgerus-Klinikum München-Sendling verschärft die Lage, weil dort Sensorik, vulnerable Personen und medizinische Nähe zusammentreffen.</w:t>
-      </w:r>
-    </w:p>
-    <w:p>
-      <w:pPr>
-        <w:jc w:val="left"/>
-      </w:pPr>
-      <w:r>
-        <w:t>Für die anwaltliche Bearbeitung sollte zu diesem Punkt eine Belegspur angelegt werden: Dokument, Version, Datum, Verfasser, technische Quelle, rechtliche Relevanz und offene Rückfrage. Besonders gefährlich sind Formulierungen wie „selbstlernend“, „voll autonom“, „MDR-ready“, „sicher ohne Schutzzaun“ oder „keine personenbezogenen Daten“, wenn die technische Dokumentation das nicht trägt.</w:t>
-      </w:r>
-    </w:p>
-    <w:p>
-      <w:pPr>
-        <w:pStyle w:val="Heading3"/>
-      </w:pPr>
-      <w:r>
-        <w:rPr>
-          <w:rFonts w:ascii="Times New Roman" w:hAnsi="Times New Roman"/>
-        </w:rPr>
-        <w:t>Punkt 4</w:t>
-      </w:r>
-    </w:p>
-    <w:p>
-      <w:pPr>
-        <w:jc w:val="left"/>
-      </w:pPr>
-      <w:r>
-        <w:t>Im Gespräch mit Leonie Rottkamp, Bertram Kiendl und Jasper Rodenwald wurde deutlich, dass die Produktlinie nicht mit einer einzigen rechtlichen Schublade erfasst werden kann. Die Vellbruck Robotics GmbH liefert Hardware, Steuerungssoftware, Cloudfunktionen, Wartung und gelegentlich eine kundenspezifische Parametrisierung. Beim Betreiber Münchner Feinlogistik GmbH wurden Schutzfelder verändert, ohne dass klar ist, ob dies vom Admin-Panel gedeckt oder nur technisch möglich war. Der Pflegepilot im St.-Ludgerus-Klinikum München-Sendling verschärft die Lage, weil dort Sensorik, vulnerable Personen und medizinische Nähe zusammentreffen.</w:t>
-      </w:r>
-    </w:p>
-    <w:p>
-      <w:pPr>
-        <w:jc w:val="left"/>
-      </w:pPr>
-      <w:r>
-        <w:t>Für die anwaltliche Bearbeitung sollte zu diesem Punkt eine Belegspur angelegt werden: Dokument, Version, Datum, Verfasser, technische Quelle, rechtliche Relevanz und offene Rückfrage. Besonders gefährlich sind Formulierungen wie „selbstlernend“, „voll autonom“, „MDR-ready“, „sicher ohne Schutzzaun“ oder „keine personenbezogenen Daten“, wenn die technische Dokumentation das nicht trägt.</w:t>
-      </w:r>
-    </w:p>
-    <w:p>
-      <w:pPr>
-        <w:pStyle w:val="Heading3"/>
-      </w:pPr>
-      <w:r>
-        <w:rPr>
-          <w:rFonts w:ascii="Times New Roman" w:hAnsi="Times New Roman"/>
-        </w:rPr>
-        <w:t>Punkt 5</w:t>
-      </w:r>
-    </w:p>
-    <w:p>
-      <w:pPr>
-        <w:jc w:val="left"/>
-      </w:pPr>
-      <w:r>
-        <w:t>Im Gespräch mit Leonie Rottkamp, Bertram Kiendl und Jasper Rodenwald wurde deutlich, dass die Produktlinie nicht mit einer einzigen rechtlichen Schublade erfasst werden kann. Die Vellbruck Robotics GmbH liefert Hardware, Steuerungssoftware, Cloudfunktionen, Wartung und gelegentlich eine kundenspezifische Parametrisierung. Beim Betreiber Münchner Feinlogistik GmbH wurden Schutzfelder verändert, ohne dass klar ist, ob dies vom Admin-Panel gedeckt oder nur technisch möglich war. Der Pflegepilot im St.-Ludgerus-Klinikum München-Sendling verschärft die Lage, weil dort Sensorik, vulnerable Personen und medizinische Nähe zusammentreffen.</w:t>
-      </w:r>
-    </w:p>
-    <w:p>
-      <w:pPr>
-        <w:jc w:val="left"/>
-      </w:pPr>
-      <w:r>
-        <w:t>Für die anwaltliche Bearbeitung sollte zu diesem Punkt eine Belegspur angelegt werden: Dokument, Version, Datum, Verfasser, technische Quelle, rechtliche Relevanz und offene Rückfrage. Besonders gefährlich sind Formulierungen wie „selbstlernend“, „voll autonom“, „MDR-ready“, „sicher ohne Schutzzaun“ oder „keine personenbezogenen Daten“, wenn die technische Dokumentation das nicht trägt.</w:t>
-      </w:r>
-    </w:p>
-    <w:p>
-      <w:pPr>
-        <w:pStyle w:val="Heading3"/>
-      </w:pPr>
-      <w:r>
-        <w:rPr>
-          <w:rFonts w:ascii="Times New Roman" w:hAnsi="Times New Roman"/>
-        </w:rPr>
-        <w:t>Punkt 6</w:t>
-      </w:r>
-    </w:p>
-    <w:p>
-      <w:pPr>
-        <w:jc w:val="left"/>
-      </w:pPr>
-      <w:r>
-        <w:t>Im Gespräch mit Leonie Rottkamp, Bertram Kiendl und Jasper Rodenwald wurde deutlich, dass die Produktlinie nicht mit einer einzigen rechtlichen Schublade erfasst werden kann. Die Vellbruck Robotics GmbH liefert Hardware, Steuerungssoftware, Cloudfunktionen, Wartung und gelegentlich eine kundenspezifische Parametrisierung. Beim Betreiber Münchner Feinlogistik GmbH wurden Schutzfelder verändert, ohne dass klar ist, ob dies vom Admin-Panel gedeckt oder nur technisch möglich war. Der Pflegepilot im St.-Ludgerus-Klinikum München-Sendling verschärft die Lage, weil dort Sensorik, vulnerable Personen und medizinische Nähe zusammentreffen.</w:t>
-      </w:r>
-    </w:p>
-    <w:p>
-      <w:pPr>
-        <w:jc w:val="left"/>
-      </w:pPr>
-      <w:r>
-        <w:t>Für die anwaltliche Bearbeitung sollte zu diesem Punkt eine Belegspur angelegt werden: Dokument, Version, Datum, Verfasser, technische Quelle, rechtliche Relevanz und offene Rückfrage. Besonders gefährlich sind Formulierungen wie „selbstlernend“, „voll autonom“, „MDR-ready“, „sicher ohne Schutzzaun“ oder „keine personenbezogenen Daten“, wenn die technische Dokumentation das nicht trägt.</w:t>
-      </w:r>
-    </w:p>
-    <w:p>
-      <w:pPr>
-        <w:pStyle w:val="Heading3"/>
-      </w:pPr>
-      <w:r>
-        <w:rPr>
-          <w:rFonts w:ascii="Times New Roman" w:hAnsi="Times New Roman"/>
-        </w:rPr>
-        <w:t>Punkt 7</w:t>
-      </w:r>
-    </w:p>
-    <w:p>
-      <w:pPr>
-        <w:jc w:val="left"/>
-      </w:pPr>
-      <w:r>
-        <w:t>Im Gespräch mit Leonie Rottkamp, Bertram Kiendl und Jasper Rodenwald wurde deutlich, dass die Produktlinie nicht mit einer einzigen rechtlichen Schublade erfasst werden kann. Die Vellbruck Robotics GmbH liefert Hardware, Steuerungssoftware, Cloudfunktionen, Wartung und gelegentlich eine kundenspezifische Parametrisierung. Beim Betreiber Münchner Feinlogistik GmbH wurden Schutzfelder verändert, ohne dass klar ist, ob dies vom Admin-Panel gedeckt oder nur technisch möglich war. Der Pflegepilot im St.-Ludgerus-Klinikum München-Sendling verschärft die Lage, weil dort Sensorik, vulnerable Personen und medizinische Nähe zusammentreffen.</w:t>
-      </w:r>
-    </w:p>
-    <w:p>
-      <w:pPr>
-        <w:jc w:val="left"/>
-      </w:pPr>
-      <w:r>
-        <w:t>Für die anwaltliche Bearbeitung sollte zu diesem Punkt eine Belegspur angelegt werden: Dokument, Version, Datum, Verfasser, technische Quelle, rechtliche Relevanz und offene Rückfrage. Besonders gefährlich sind Formulierungen wie „selbstlernend“, „voll autonom“, „MDR-ready“, „sicher ohne Schutzzaun“ oder „keine personenbezogenen Daten“, wenn die technische Dokumentation das nicht trägt.</w:t>
+        <w:t>Die vernünftigerweise vorhersehbare Fehlanwendung ist in der Risikobeurteilung nachzutragen, weil ein frei zugängliches Admin-Menü Parameteränderungen praktisch nahelegt.</w:t>
       </w:r>
     </w:p>
     <w:p>
@@ -380,7 +225,7 @@
         <w:pStyle w:val="ListBullet"/>
       </w:pPr>
       <w:r>
-        <w:t>Welche Firmware war am Unfalltag tatsächlich aktiv?</w:t>
+        <w:t>Welcher Softwarestand war je Produkt am 27.05.2026 ausgeliefert?</w:t>
       </w:r>
     </w:p>
     <w:p>
@@ -388,7 +233,7 @@
         <w:pStyle w:val="ListBullet"/>
       </w:pPr>
       <w:r>
-        <w:t>Welche Zweckbestimmung steht in der final ausgelieferten Anleitung?</w:t>
+        <w:t>Welche Einsatzgrenzen nennt die ausgelieferte Anleitung wörtlich?</w:t>
       </w:r>
     </w:p>
     <w:p>
@@ -396,23 +241,7 @@
         <w:pStyle w:val="ListBullet"/>
       </w:pPr>
       <w:r>
-        <w:t>Welche Schutzfeldänderungen waren technisch möglich und vertraglich erlaubt?</w:t>
-      </w:r>
-    </w:p>
-    <w:p>
-      <w:pPr>
-        <w:pStyle w:val="ListBullet"/>
-      </w:pPr>
-      <w:r>
-        <w:t>Welche personenbezogenen Daten werden lokal, in der Cloud und in Supporttickets verarbeitet?</w:t>
-      </w:r>
-    </w:p>
-    <w:p>
-      <w:pPr>
-        <w:pStyle w:val="ListBullet"/>
-      </w:pPr>
-      <w:r>
-        <w:t>Welche Aussagen wurden gegenüber Kunden, Behörde und Versicherer bereits gemacht?</w:t>
+        <w:t>Welche Funktionen des AtlasCare-Piloten sind in der Klinik tatsächlich aktiv?</w:t>
       </w:r>
     </w:p>
     <w:sectPr>
